--- a/prov/det-langa-1800-talet-gy11/det-langa-1800-talet-gy11_facit.docx
+++ b/prov/det-langa-1800-talet-gy11/det-langa-1800-talet-gy11_facit.docx
@@ -26,7 +26,7 @@
           <w:color w:val="555555"/>
           <w:sz w:val="20"/>
         </w:rPr>
-        <w:t>Underlag: Lärobokens kapitel Det långa 1800-talet – mellan tradition och förnyelse, utgåvan för Gy-11 (s. 74–99). Totalt 41 poäng.</w:t>
+        <w:t>Underlag: Lärobokens kapitel Det långa 1800-talet – mellan tradition och förnyelse, utgåvan för Gy-11 (s. 74–99). Totalt 41 poäng. Bedömningsstöd enligt kursplan Gy-11.</w:t>
       </w:r>
     </w:p>
     <w:p>

--- a/prov/det-langa-1800-talet-gy11/det-langa-1800-talet-gy11_facit.docx
+++ b/prov/det-langa-1800-talet-gy11/det-langa-1800-talet-gy11_facit.docx
@@ -45,6 +45,727 @@
     <w:p>
       <w:pPr>
         <w:keepNext/>
+        <w:spacing w:before="160" w:after="40"/>
+      </w:pPr>
+      <w:r>
+        <w:rPr>
+          <w:b/>
+          <w:sz w:val="22"/>
+        </w:rPr>
+        <w:t>Betygskriterier som prövas (kursplan Gy-11)</w:t>
+      </w:r>
+    </w:p>
+    <w:tbl>
+      <w:tblPr>
+        <w:tblStyle w:val="TableGrid"/>
+        <w:tblW w:type="auto" w:w="0"/>
+        <w:tblLook w:firstColumn="1" w:firstRow="1" w:lastColumn="0" w:lastRow="0" w:noHBand="0" w:noVBand="1" w:val="04A0"/>
+      </w:tblPr>
+      <w:tblGrid>
+        <w:gridCol w:w="3137"/>
+        <w:gridCol w:w="3137"/>
+        <w:gridCol w:w="3137"/>
+      </w:tblGrid>
+      <w:tr>
+        <w:tc>
+          <w:tcPr>
+            <w:tcW w:type="dxa" w:w="794"/>
+          </w:tcPr>
+          <w:p>
+            <w:r>
+              <w:rPr>
+                <w:b/>
+              </w:rPr>
+              <w:t>Nr</w:t>
+            </w:r>
+          </w:p>
+        </w:tc>
+        <w:tc>
+          <w:tcPr>
+            <w:tcW w:type="dxa" w:w="7030"/>
+          </w:tcPr>
+          <w:p>
+            <w:r>
+              <w:rPr>
+                <w:b/>
+              </w:rPr>
+              <w:t>Innehåll</w:t>
+            </w:r>
+          </w:p>
+        </w:tc>
+        <w:tc>
+          <w:tcPr>
+            <w:tcW w:type="dxa" w:w="1587"/>
+          </w:tcPr>
+          <w:p>
+            <w:r>
+              <w:rPr>
+                <w:b/>
+              </w:rPr>
+              <w:t>Prövas i del</w:t>
+            </w:r>
+          </w:p>
+        </w:tc>
+      </w:tr>
+      <w:tr>
+        <w:tc>
+          <w:tcPr>
+            <w:tcW w:type="dxa" w:w="794"/>
+          </w:tcPr>
+          <w:p>
+            <w:r>
+              <w:rPr>
+                <w:b/>
+              </w:rPr>
+              <w:t>K1</w:t>
+            </w:r>
+          </w:p>
+        </w:tc>
+        <w:tc>
+          <w:tcPr>
+            <w:tcW w:type="dxa" w:w="7030"/>
+          </w:tcPr>
+          <w:p>
+            <w:r>
+              <w:rPr>
+                <w:sz w:val="20"/>
+              </w:rPr>
+              <w:t>Förändringsprocesser, händelser och personer samt olika tolkningar av dem</w:t>
+            </w:r>
+          </w:p>
+        </w:tc>
+        <w:tc>
+          <w:tcPr>
+            <w:tcW w:type="dxa" w:w="1587"/>
+          </w:tcPr>
+          <w:p>
+            <w:r>
+              <w:rPr>
+                <w:sz w:val="20"/>
+              </w:rPr>
+              <w:t>1, 2, 4, 5</w:t>
+            </w:r>
+          </w:p>
+        </w:tc>
+      </w:tr>
+      <w:tr>
+        <w:tc>
+          <w:tcPr>
+            <w:tcW w:type="dxa" w:w="794"/>
+          </w:tcPr>
+          <w:p>
+            <w:r>
+              <w:rPr>
+                <w:b/>
+              </w:rPr>
+              <w:t>K2</w:t>
+            </w:r>
+          </w:p>
+        </w:tc>
+        <w:tc>
+          <w:tcPr>
+            <w:tcW w:type="dxa" w:w="7030"/>
+          </w:tcPr>
+          <w:p>
+            <w:r>
+              <w:rPr>
+                <w:sz w:val="20"/>
+              </w:rPr>
+              <w:t>Förlopp, orsaker och konsekvenser</w:t>
+            </w:r>
+          </w:p>
+        </w:tc>
+        <w:tc>
+          <w:tcPr>
+            <w:tcW w:type="dxa" w:w="1587"/>
+          </w:tcPr>
+          <w:p>
+            <w:r>
+              <w:rPr>
+                <w:sz w:val="20"/>
+              </w:rPr>
+              <w:t>1, 4, 5</w:t>
+            </w:r>
+          </w:p>
+        </w:tc>
+      </w:tr>
+      <w:tr>
+        <w:tc>
+          <w:tcPr>
+            <w:tcW w:type="dxa" w:w="794"/>
+          </w:tcPr>
+          <w:p>
+            <w:r>
+              <w:rPr>
+                <w:b/>
+              </w:rPr>
+              <w:t>K3</w:t>
+            </w:r>
+          </w:p>
+        </w:tc>
+        <w:tc>
+          <w:tcPr>
+            <w:tcW w:type="dxa" w:w="7030"/>
+          </w:tcPr>
+          <w:p>
+            <w:r>
+              <w:rPr>
+                <w:sz w:val="20"/>
+              </w:rPr>
+              <w:t>Enskilda personers betydelse för skeenden</w:t>
+            </w:r>
+          </w:p>
+        </w:tc>
+        <w:tc>
+          <w:tcPr>
+            <w:tcW w:type="dxa" w:w="1587"/>
+          </w:tcPr>
+          <w:p>
+            <w:r>
+              <w:rPr>
+                <w:sz w:val="20"/>
+              </w:rPr>
+              <w:t>5</w:t>
+            </w:r>
+          </w:p>
+        </w:tc>
+      </w:tr>
+      <w:tr>
+        <w:tc>
+          <w:tcPr>
+            <w:tcW w:type="dxa" w:w="794"/>
+          </w:tcPr>
+          <w:p>
+            <w:r>
+              <w:rPr>
+                <w:b/>
+              </w:rPr>
+              <w:t>K4</w:t>
+            </w:r>
+          </w:p>
+        </w:tc>
+        <w:tc>
+          <w:tcPr>
+            <w:tcW w:type="dxa" w:w="7030"/>
+          </w:tcPr>
+          <w:p>
+            <w:r>
+              <w:rPr>
+                <w:sz w:val="20"/>
+              </w:rPr>
+              <w:t>Samband mellan det förflutna och nutiden</w:t>
+            </w:r>
+          </w:p>
+        </w:tc>
+        <w:tc>
+          <w:tcPr>
+            <w:tcW w:type="dxa" w:w="1587"/>
+          </w:tcPr>
+          <w:p>
+            <w:r>
+              <w:rPr>
+                <w:sz w:val="20"/>
+              </w:rPr>
+              <w:t>3, 4</w:t>
+            </w:r>
+          </w:p>
+        </w:tc>
+      </w:tr>
+      <w:tr>
+        <w:tc>
+          <w:tcPr>
+            <w:tcW w:type="dxa" w:w="794"/>
+          </w:tcPr>
+          <w:p>
+            <w:r>
+              <w:rPr>
+                <w:b/>
+                <w:color w:val="555555"/>
+              </w:rPr>
+              <w:t>K5</w:t>
+            </w:r>
+          </w:p>
+        </w:tc>
+        <w:tc>
+          <w:tcPr>
+            <w:tcW w:type="dxa" w:w="7030"/>
+          </w:tcPr>
+          <w:p>
+            <w:r>
+              <w:rPr>
+                <w:color w:val="555555"/>
+                <w:sz w:val="20"/>
+              </w:rPr>
+              <w:t>Slutsatser om betydelse för framtiden</w:t>
+            </w:r>
+          </w:p>
+        </w:tc>
+        <w:tc>
+          <w:tcPr>
+            <w:tcW w:type="dxa" w:w="1587"/>
+          </w:tcPr>
+          <w:p>
+            <w:r>
+              <w:rPr>
+                <w:color w:val="555555"/>
+                <w:sz w:val="20"/>
+              </w:rPr>
+              <w:t>–</w:t>
+            </w:r>
+          </w:p>
+        </w:tc>
+      </w:tr>
+      <w:tr>
+        <w:tc>
+          <w:tcPr>
+            <w:tcW w:type="dxa" w:w="794"/>
+          </w:tcPr>
+          <w:p>
+            <w:r>
+              <w:rPr>
+                <w:b/>
+              </w:rPr>
+              <w:t>K6</w:t>
+            </w:r>
+          </w:p>
+        </w:tc>
+        <w:tc>
+          <w:tcPr>
+            <w:tcW w:type="dxa" w:w="7030"/>
+          </w:tcPr>
+          <w:p>
+            <w:r>
+              <w:rPr>
+                <w:sz w:val="20"/>
+              </w:rPr>
+              <w:t>Historiska begrepp</w:t>
+            </w:r>
+          </w:p>
+        </w:tc>
+        <w:tc>
+          <w:tcPr>
+            <w:tcW w:type="dxa" w:w="1587"/>
+          </w:tcPr>
+          <w:p>
+            <w:r>
+              <w:rPr>
+                <w:sz w:val="20"/>
+              </w:rPr>
+              <w:t>4, 5</w:t>
+            </w:r>
+          </w:p>
+        </w:tc>
+      </w:tr>
+      <w:tr>
+        <w:tc>
+          <w:tcPr>
+            <w:tcW w:type="dxa" w:w="794"/>
+          </w:tcPr>
+          <w:p>
+            <w:r>
+              <w:rPr>
+                <w:b/>
+                <w:color w:val="555555"/>
+              </w:rPr>
+              <w:t>K7</w:t>
+            </w:r>
+          </w:p>
+        </w:tc>
+        <w:tc>
+          <w:tcPr>
+            <w:tcW w:type="dxa" w:w="7030"/>
+          </w:tcPr>
+          <w:p>
+            <w:r>
+              <w:rPr>
+                <w:color w:val="555555"/>
+                <w:sz w:val="20"/>
+              </w:rPr>
+              <w:t>Källmaterial och källkritik</w:t>
+            </w:r>
+          </w:p>
+        </w:tc>
+        <w:tc>
+          <w:tcPr>
+            <w:tcW w:type="dxa" w:w="1587"/>
+          </w:tcPr>
+          <w:p>
+            <w:r>
+              <w:rPr>
+                <w:color w:val="555555"/>
+                <w:sz w:val="20"/>
+              </w:rPr>
+              <w:t>–</w:t>
+            </w:r>
+          </w:p>
+        </w:tc>
+      </w:tr>
+      <w:tr>
+        <w:tc>
+          <w:tcPr>
+            <w:tcW w:type="dxa" w:w="794"/>
+          </w:tcPr>
+          <w:p>
+            <w:r>
+              <w:rPr>
+                <w:b/>
+              </w:rPr>
+              <w:t>K8</w:t>
+            </w:r>
+          </w:p>
+        </w:tc>
+        <w:tc>
+          <w:tcPr>
+            <w:tcW w:type="dxa" w:w="7030"/>
+          </w:tcPr>
+          <w:p>
+            <w:r>
+              <w:rPr>
+                <w:sz w:val="20"/>
+              </w:rPr>
+              <w:t>Historiebruk</w:t>
+            </w:r>
+          </w:p>
+        </w:tc>
+        <w:tc>
+          <w:tcPr>
+            <w:tcW w:type="dxa" w:w="1587"/>
+          </w:tcPr>
+          <w:p>
+            <w:r>
+              <w:rPr>
+                <w:sz w:val="20"/>
+              </w:rPr>
+              <w:t>3</w:t>
+            </w:r>
+          </w:p>
+        </w:tc>
+      </w:tr>
+    </w:tbl>
+    <w:p>
+      <w:pPr>
+        <w:keepNext/>
+        <w:spacing w:before="160" w:after="40"/>
+      </w:pPr>
+      <w:r>
+        <w:rPr>
+          <w:b/>
+          <w:sz w:val="22"/>
+        </w:rPr>
+        <w:t>Centralt innehåll som prövas (kursplan Gy-11)</w:t>
+      </w:r>
+    </w:p>
+    <w:tbl>
+      <w:tblPr>
+        <w:tblStyle w:val="TableGrid"/>
+        <w:tblW w:type="auto" w:w="0"/>
+        <w:tblLook w:firstColumn="1" w:firstRow="1" w:lastColumn="0" w:lastRow="0" w:noHBand="0" w:noVBand="1" w:val="04A0"/>
+      </w:tblPr>
+      <w:tblGrid>
+        <w:gridCol w:w="3137"/>
+        <w:gridCol w:w="3137"/>
+        <w:gridCol w:w="3137"/>
+      </w:tblGrid>
+      <w:tr>
+        <w:tc>
+          <w:tcPr>
+            <w:tcW w:type="dxa" w:w="794"/>
+          </w:tcPr>
+          <w:p>
+            <w:r>
+              <w:rPr>
+                <w:b/>
+              </w:rPr>
+              <w:t>Nr</w:t>
+            </w:r>
+          </w:p>
+        </w:tc>
+        <w:tc>
+          <w:tcPr>
+            <w:tcW w:type="dxa" w:w="7030"/>
+          </w:tcPr>
+          <w:p>
+            <w:r>
+              <w:rPr>
+                <w:b/>
+              </w:rPr>
+              <w:t>Innehåll</w:t>
+            </w:r>
+          </w:p>
+        </w:tc>
+        <w:tc>
+          <w:tcPr>
+            <w:tcW w:type="dxa" w:w="1587"/>
+          </w:tcPr>
+          <w:p>
+            <w:r>
+              <w:rPr>
+                <w:b/>
+              </w:rPr>
+              <w:t>Prövas i del</w:t>
+            </w:r>
+          </w:p>
+        </w:tc>
+      </w:tr>
+      <w:tr>
+        <w:tc>
+          <w:tcPr>
+            <w:tcW w:type="dxa" w:w="794"/>
+          </w:tcPr>
+          <w:p>
+            <w:r>
+              <w:rPr>
+                <w:b/>
+                <w:color w:val="555555"/>
+              </w:rPr>
+              <w:t>CI1</w:t>
+            </w:r>
+          </w:p>
+        </w:tc>
+        <w:tc>
+          <w:tcPr>
+            <w:tcW w:type="dxa" w:w="7030"/>
+          </w:tcPr>
+          <w:p>
+            <w:r>
+              <w:rPr>
+                <w:color w:val="555555"/>
+                <w:sz w:val="20"/>
+              </w:rPr>
+              <w:t>Europeisk epokindelning och problematisering av tidsindelningar</w:t>
+            </w:r>
+          </w:p>
+        </w:tc>
+        <w:tc>
+          <w:tcPr>
+            <w:tcW w:type="dxa" w:w="1587"/>
+          </w:tcPr>
+          <w:p>
+            <w:r>
+              <w:rPr>
+                <w:color w:val="555555"/>
+                <w:sz w:val="20"/>
+              </w:rPr>
+              <w:t>–</w:t>
+            </w:r>
+          </w:p>
+        </w:tc>
+      </w:tr>
+      <w:tr>
+        <w:tc>
+          <w:tcPr>
+            <w:tcW w:type="dxa" w:w="794"/>
+          </w:tcPr>
+          <w:p>
+            <w:r>
+              <w:rPr>
+                <w:b/>
+              </w:rPr>
+              <w:t>CI2</w:t>
+            </w:r>
+          </w:p>
+        </w:tc>
+        <w:tc>
+          <w:tcPr>
+            <w:tcW w:type="dxa" w:w="7030"/>
+          </w:tcPr>
+          <w:p>
+            <w:r>
+              <w:rPr>
+                <w:sz w:val="20"/>
+              </w:rPr>
+              <w:t>Industrialisering, demokratisering och globala förändringsprocesser; förändrade maktförhållanden och förklaringar till dem</w:t>
+            </w:r>
+          </w:p>
+        </w:tc>
+        <w:tc>
+          <w:tcPr>
+            <w:tcW w:type="dxa" w:w="1587"/>
+          </w:tcPr>
+          <w:p>
+            <w:r>
+              <w:rPr>
+                <w:sz w:val="20"/>
+              </w:rPr>
+              <w:t>1, 2, 4, 5</w:t>
+            </w:r>
+          </w:p>
+        </w:tc>
+      </w:tr>
+      <w:tr>
+        <w:tc>
+          <w:tcPr>
+            <w:tcW w:type="dxa" w:w="794"/>
+          </w:tcPr>
+          <w:p>
+            <w:r>
+              <w:rPr>
+                <w:b/>
+              </w:rPr>
+              <w:t>CI3</w:t>
+            </w:r>
+          </w:p>
+        </w:tc>
+        <w:tc>
+          <w:tcPr>
+            <w:tcW w:type="dxa" w:w="7030"/>
+          </w:tcPr>
+          <w:p>
+            <w:r>
+              <w:rPr>
+                <w:sz w:val="20"/>
+              </w:rPr>
+              <w:t>Långsiktiga förändringsprocesser – kontinuitet och förändring</w:t>
+            </w:r>
+          </w:p>
+        </w:tc>
+        <w:tc>
+          <w:tcPr>
+            <w:tcW w:type="dxa" w:w="1587"/>
+          </w:tcPr>
+          <w:p>
+            <w:r>
+              <w:rPr>
+                <w:sz w:val="20"/>
+              </w:rPr>
+              <w:t>2, 4, 5</w:t>
+            </w:r>
+          </w:p>
+        </w:tc>
+      </w:tr>
+      <w:tr>
+        <w:tc>
+          <w:tcPr>
+            <w:tcW w:type="dxa" w:w="794"/>
+          </w:tcPr>
+          <w:p>
+            <w:r>
+              <w:rPr>
+                <w:b/>
+                <w:color w:val="555555"/>
+              </w:rPr>
+              <w:t>CI4</w:t>
+            </w:r>
+          </w:p>
+        </w:tc>
+        <w:tc>
+          <w:tcPr>
+            <w:tcW w:type="dxa" w:w="7030"/>
+          </w:tcPr>
+          <w:p>
+            <w:r>
+              <w:rPr>
+                <w:color w:val="555555"/>
+                <w:sz w:val="20"/>
+              </w:rPr>
+              <w:t>Källmaterial om människors roll; olika perspektiv</w:t>
+            </w:r>
+          </w:p>
+        </w:tc>
+        <w:tc>
+          <w:tcPr>
+            <w:tcW w:type="dxa" w:w="1587"/>
+          </w:tcPr>
+          <w:p>
+            <w:r>
+              <w:rPr>
+                <w:color w:val="555555"/>
+                <w:sz w:val="20"/>
+              </w:rPr>
+              <w:t>–</w:t>
+            </w:r>
+          </w:p>
+        </w:tc>
+      </w:tr>
+      <w:tr>
+        <w:tc>
+          <w:tcPr>
+            <w:tcW w:type="dxa" w:w="794"/>
+          </w:tcPr>
+          <w:p>
+            <w:r>
+              <w:rPr>
+                <w:b/>
+                <w:color w:val="555555"/>
+              </w:rPr>
+              <w:t>CI5</w:t>
+            </w:r>
+          </w:p>
+        </w:tc>
+        <w:tc>
+          <w:tcPr>
+            <w:tcW w:type="dxa" w:w="7030"/>
+          </w:tcPr>
+          <w:p>
+            <w:r>
+              <w:rPr>
+                <w:color w:val="555555"/>
+                <w:sz w:val="20"/>
+              </w:rPr>
+              <w:t>Kritisk granskning av källmaterial</w:t>
+            </w:r>
+          </w:p>
+        </w:tc>
+        <w:tc>
+          <w:tcPr>
+            <w:tcW w:type="dxa" w:w="1587"/>
+          </w:tcPr>
+          <w:p>
+            <w:r>
+              <w:rPr>
+                <w:color w:val="555555"/>
+                <w:sz w:val="20"/>
+              </w:rPr>
+              <w:t>–</w:t>
+            </w:r>
+          </w:p>
+        </w:tc>
+      </w:tr>
+      <w:tr>
+        <w:tc>
+          <w:tcPr>
+            <w:tcW w:type="dxa" w:w="794"/>
+          </w:tcPr>
+          <w:p>
+            <w:r>
+              <w:rPr>
+                <w:b/>
+              </w:rPr>
+              <w:t>CI6</w:t>
+            </w:r>
+          </w:p>
+        </w:tc>
+        <w:tc>
+          <w:tcPr>
+            <w:tcW w:type="dxa" w:w="7030"/>
+          </w:tcPr>
+          <w:p>
+            <w:r>
+              <w:rPr>
+                <w:sz w:val="20"/>
+              </w:rPr>
+              <w:t>Historiebruk och identitet</w:t>
+            </w:r>
+          </w:p>
+        </w:tc>
+        <w:tc>
+          <w:tcPr>
+            <w:tcW w:type="dxa" w:w="1587"/>
+          </w:tcPr>
+          <w:p>
+            <w:r>
+              <w:rPr>
+                <w:sz w:val="20"/>
+              </w:rPr>
+              <w:t>3</w:t>
+            </w:r>
+          </w:p>
+        </w:tc>
+      </w:tr>
+    </w:tbl>
+    <w:p>
+      <w:pPr>
+        <w:keepNext/>
         <w:spacing w:before="280" w:after="120"/>
       </w:pPr>
       <w:r>
@@ -53,6 +774,34 @@
           <w:sz w:val="25"/>
         </w:rPr>
         <w:t>1. Välj rätt alternativ.  (15 p)</w:t>
+      </w:r>
+    </w:p>
+    <w:p>
+      <w:pPr>
+        <w:keepNext w:val="0"/>
+        <w:spacing w:before="0" w:after="40"/>
+      </w:pPr>
+      <w:r>
+        <w:rPr>
+          <w:b w:val="0"/>
+          <w:color w:val="555555"/>
+          <w:sz w:val="20"/>
+        </w:rPr>
+        <w:t>Betygskriterier: K1 Förändringsprocesser, händelser och personer samt olika tolkningar av dem; K2 Förlopp, orsaker och konsekvenser</w:t>
+      </w:r>
+    </w:p>
+    <w:p>
+      <w:pPr>
+        <w:keepNext w:val="0"/>
+        <w:spacing w:before="0" w:after="40"/>
+      </w:pPr>
+      <w:r>
+        <w:rPr>
+          <w:b w:val="0"/>
+          <w:color w:val="555555"/>
+          <w:sz w:val="20"/>
+        </w:rPr>
+        <w:t>Centralt innehåll: CI2 Industrialisering, demokratisering och globala förändringsprocesser; förändrade maktförhållanden och förklaringar till dem</w:t>
       </w:r>
     </w:p>
     <w:p>
@@ -865,6 +1614,34 @@
     </w:p>
     <w:p>
       <w:pPr>
+        <w:keepNext w:val="0"/>
+        <w:spacing w:before="0" w:after="40"/>
+      </w:pPr>
+      <w:r>
+        <w:rPr>
+          <w:b w:val="0"/>
+          <w:color w:val="555555"/>
+          <w:sz w:val="20"/>
+        </w:rPr>
+        <w:t>Betygskriterier: K1 Förändringsprocesser, händelser och personer samt olika tolkningar av dem</w:t>
+      </w:r>
+    </w:p>
+    <w:p>
+      <w:pPr>
+        <w:keepNext w:val="0"/>
+        <w:spacing w:before="0" w:after="40"/>
+      </w:pPr>
+      <w:r>
+        <w:rPr>
+          <w:b w:val="0"/>
+          <w:color w:val="555555"/>
+          <w:sz w:val="20"/>
+        </w:rPr>
+        <w:t>Centralt innehåll: CI2 Industrialisering, demokratisering och globala förändringsprocesser; förändrade maktförhållanden och förklaringar till dem; CI3 Långsiktiga förändringsprocesser – kontinuitet och förändring</w:t>
+      </w:r>
+    </w:p>
+    <w:p>
+      <w:pPr>
         <w:keepNext/>
         <w:spacing w:before="120" w:after="0"/>
       </w:pPr>
@@ -1015,9 +1792,9 @@
         <w:rPr>
           <w:b w:val="0"/>
           <w:color w:val="555555"/>
-          <w:sz w:val="21"/>
+          <w:sz w:val="20"/>
         </w:rPr>
-        <w:t>Betygskriterier som prövas: historiebruk, samband dåtid–nutid</w:t>
+        <w:t>Betygskriterier: K4 Samband mellan det förflutna och nutiden; K8 Historiebruk</w:t>
       </w:r>
     </w:p>
     <w:p>
@@ -1029,9 +1806,9 @@
         <w:rPr>
           <w:b w:val="0"/>
           <w:color w:val="555555"/>
-          <w:sz w:val="21"/>
+          <w:sz w:val="20"/>
         </w:rPr>
-        <w:t>Centralt innehåll: Hur individer och grupper använt historia i samhällsliv och politik, Historiens betydelse för identiteter och gemensamma kulturarv</w:t>
+        <w:t>Centralt innehåll: CI6 Historiebruk och identitet</w:t>
       </w:r>
     </w:p>
     <w:p>
@@ -1235,7 +2012,7 @@
         <w:rPr>
           <w:b w:val="0"/>
           <w:color w:val="555555"/>
-          <w:sz w:val="21"/>
+          <w:sz w:val="20"/>
         </w:rPr>
         <w:t>Historiska begrepp: orsak, konsekvens, kontinuitet, förändring</w:t>
       </w:r>
@@ -1249,9 +2026,9 @@
         <w:rPr>
           <w:b w:val="0"/>
           <w:color w:val="555555"/>
-          <w:sz w:val="21"/>
+          <w:sz w:val="20"/>
         </w:rPr>
-        <w:t>Betygskriterier som prövas: förändringsprocesser och händelser, orsaker och konsekvenser, samband dåtid–nutid, historiska begrepp</w:t>
+        <w:t>Betygskriterier: K1 Förändringsprocesser, händelser och personer samt olika tolkningar av dem; K2 Förlopp, orsaker och konsekvenser; K4 Samband mellan det förflutna och nutiden; K6 Historiska begrepp</w:t>
       </w:r>
     </w:p>
     <w:p>
@@ -1263,9 +2040,9 @@
         <w:rPr>
           <w:b w:val="0"/>
           <w:color w:val="555555"/>
-          <w:sz w:val="21"/>
+          <w:sz w:val="20"/>
         </w:rPr>
-        <w:t>Centralt innehåll: Demokratisering under 1800- och 1900-talen, Långsiktiga förändringsprocesser – kontinuitet och förändring, Förändrade maktförhållanden</w:t>
+        <w:t>Centralt innehåll: CI2 Industrialisering, demokratisering och globala förändringsprocesser; förändrade maktförhållanden och förklaringar till dem; CI3 Långsiktiga förändringsprocesser – kontinuitet och förändring</w:t>
       </w:r>
     </w:p>
     <w:p>
@@ -1466,7 +2243,7 @@
         <w:rPr>
           <w:b w:val="0"/>
           <w:color w:val="555555"/>
-          <w:sz w:val="21"/>
+          <w:sz w:val="20"/>
         </w:rPr>
         <w:t>Historiska begrepp: orsak, konsekvens, aktör, struktur</w:t>
       </w:r>
@@ -1480,9 +2257,9 @@
         <w:rPr>
           <w:b w:val="0"/>
           <w:color w:val="555555"/>
-          <w:sz w:val="21"/>
+          <w:sz w:val="20"/>
         </w:rPr>
-        <w:t>Betygskriterier som prövas: olika tolkningar, personers betydelse, orsaker och konsekvenser, historiska begrepp</w:t>
+        <w:t>Betygskriterier: K1 Förändringsprocesser, händelser och personer samt olika tolkningar av dem; K2 Förlopp, orsaker och konsekvenser; K3 Enskilda personers betydelse för skeenden; K6 Historiska begrepp</w:t>
       </w:r>
     </w:p>
     <w:p>
@@ -1494,9 +2271,9 @@
         <w:rPr>
           <w:b w:val="0"/>
           <w:color w:val="555555"/>
-          <w:sz w:val="21"/>
+          <w:sz w:val="20"/>
         </w:rPr>
-        <w:t>Centralt innehåll: Förändrade maktförhållanden och olika historiska förklaringar till dem, Statsbildning – långsiktiga förändringsprocesser</w:t>
+        <w:t>Centralt innehåll: CI2 Industrialisering, demokratisering och globala förändringsprocesser; förändrade maktförhållanden och förklaringar till dem; CI3 Långsiktiga förändringsprocesser – kontinuitet och förändring</w:t>
       </w:r>
     </w:p>
     <w:p>

--- a/prov/det-langa-1800-talet-gy11/det-langa-1800-talet-gy11_facit.docx
+++ b/prov/det-langa-1800-talet-gy11/det-langa-1800-talet-gy11_facit.docx
@@ -52,7 +52,7 @@
           <w:b/>
           <w:sz w:val="22"/>
         </w:rPr>
-        <w:t>Betygskriterier som prövas (kursplan Gy-11)</w:t>
+        <w:t>Mål som prövas (id som på kriteriesidan) (kursplan Gy-11)</w:t>
       </w:r>
     </w:p>
     <w:tbl>
@@ -76,7 +76,7 @@
               <w:rPr>
                 <w:b/>
               </w:rPr>
-              <w:t>Nr</w:t>
+              <w:t>Id</w:t>
             </w:r>
           </w:p>
         </w:tc>
@@ -117,7 +117,7 @@
               <w:rPr>
                 <w:b/>
               </w:rPr>
-              <w:t>K1</w:t>
+              <w:t>1a</w:t>
             </w:r>
           </w:p>
         </w:tc>
@@ -130,7 +130,7 @@
               <w:rPr>
                 <w:sz w:val="20"/>
               </w:rPr>
-              <w:t>Förändringsprocesser, händelser och personer samt olika tolkningar av dem</w:t>
+              <w:t>Förändringar, händelser, personer och tolkningar</w:t>
             </w:r>
           </w:p>
         </w:tc>
@@ -158,7 +158,7 @@
               <w:rPr>
                 <w:b/>
               </w:rPr>
-              <w:t>K2</w:t>
+              <w:t>1b</w:t>
             </w:r>
           </w:p>
         </w:tc>
@@ -199,7 +199,7 @@
               <w:rPr>
                 <w:b/>
               </w:rPr>
-              <w:t>K3</w:t>
+              <w:t>1c</w:t>
             </w:r>
           </w:p>
         </w:tc>
@@ -212,7 +212,7 @@
               <w:rPr>
                 <w:sz w:val="20"/>
               </w:rPr>
-              <w:t>Enskilda personers betydelse för skeenden</w:t>
+              <w:t>Enskilda personers betydelse</w:t>
             </w:r>
           </w:p>
         </w:tc>
@@ -240,7 +240,7 @@
               <w:rPr>
                 <w:b/>
               </w:rPr>
-              <w:t>K4</w:t>
+              <w:t>1d</w:t>
             </w:r>
           </w:p>
         </w:tc>
@@ -253,7 +253,7 @@
               <w:rPr>
                 <w:sz w:val="20"/>
               </w:rPr>
-              <w:t>Samband mellan det förflutna och nutiden</w:t>
+              <w:t>Samband mellan då och nu</w:t>
             </w:r>
           </w:p>
         </w:tc>
@@ -282,7 +282,7 @@
                 <w:b/>
                 <w:color w:val="555555"/>
               </w:rPr>
-              <w:t>K5</w:t>
+              <w:t>1e</w:t>
             </w:r>
           </w:p>
         </w:tc>
@@ -296,7 +296,7 @@
                 <w:color w:val="555555"/>
                 <w:sz w:val="20"/>
               </w:rPr>
-              <w:t>Slutsatser om betydelse för framtiden</w:t>
+              <w:t>Slutsatser om framtiden</w:t>
             </w:r>
           </w:p>
         </w:tc>
@@ -325,7 +325,7 @@
               <w:rPr>
                 <w:b/>
               </w:rPr>
-              <w:t>K6</w:t>
+              <w:t>2</w:t>
             </w:r>
           </w:p>
         </w:tc>
@@ -338,7 +338,7 @@
               <w:rPr>
                 <w:sz w:val="20"/>
               </w:rPr>
-              <w:t>Historiska begrepp</w:t>
+              <w:t>Använda historiska begrepp</w:t>
             </w:r>
           </w:p>
         </w:tc>
@@ -367,7 +367,7 @@
                 <w:b/>
                 <w:color w:val="555555"/>
               </w:rPr>
-              <w:t>K7</w:t>
+              <w:t>3a</w:t>
             </w:r>
           </w:p>
         </w:tc>
@@ -381,7 +381,51 @@
                 <w:color w:val="555555"/>
                 <w:sz w:val="20"/>
               </w:rPr>
-              <w:t>Källmaterial och källkritik</w:t>
+              <w:t>Söka, granska och tolka källmaterial</w:t>
+            </w:r>
+          </w:p>
+        </w:tc>
+        <w:tc>
+          <w:tcPr>
+            <w:tcW w:type="dxa" w:w="1587"/>
+          </w:tcPr>
+          <w:p>
+            <w:r>
+              <w:rPr>
+                <w:color w:val="555555"/>
+                <w:sz w:val="20"/>
+              </w:rPr>
+              <w:t>–</w:t>
+            </w:r>
+          </w:p>
+        </w:tc>
+      </w:tr>
+      <w:tr>
+        <w:tc>
+          <w:tcPr>
+            <w:tcW w:type="dxa" w:w="794"/>
+          </w:tcPr>
+          <w:p>
+            <w:r>
+              <w:rPr>
+                <w:b/>
+                <w:color w:val="555555"/>
+              </w:rPr>
+              <w:t>3b</w:t>
+            </w:r>
+          </w:p>
+        </w:tc>
+        <w:tc>
+          <w:tcPr>
+            <w:tcW w:type="dxa" w:w="7030"/>
+          </w:tcPr>
+          <w:p>
+            <w:r>
+              <w:rPr>
+                <w:color w:val="555555"/>
+                <w:sz w:val="20"/>
+              </w:rPr>
+              <w:t>Källkritisk värdering</w:t>
             </w:r>
           </w:p>
         </w:tc>
@@ -410,7 +454,7 @@
               <w:rPr>
                 <w:b/>
               </w:rPr>
-              <w:t>K8</w:t>
+              <w:t>4a</w:t>
             </w:r>
           </w:p>
         </w:tc>
@@ -423,7 +467,48 @@
               <w:rPr>
                 <w:sz w:val="20"/>
               </w:rPr>
-              <w:t>Historiebruk</w:t>
+              <w:t>Redogöra för och förklara historiebruk</w:t>
+            </w:r>
+          </w:p>
+        </w:tc>
+        <w:tc>
+          <w:tcPr>
+            <w:tcW w:type="dxa" w:w="1587"/>
+          </w:tcPr>
+          <w:p>
+            <w:r>
+              <w:rPr>
+                <w:sz w:val="20"/>
+              </w:rPr>
+              <w:t>3</w:t>
+            </w:r>
+          </w:p>
+        </w:tc>
+      </w:tr>
+      <w:tr>
+        <w:tc>
+          <w:tcPr>
+            <w:tcW w:type="dxa" w:w="794"/>
+          </w:tcPr>
+          <w:p>
+            <w:r>
+              <w:rPr>
+                <w:b/>
+              </w:rPr>
+              <w:t>4b</w:t>
+            </w:r>
+          </w:p>
+        </w:tc>
+        <w:tc>
+          <w:tcPr>
+            <w:tcW w:type="dxa" w:w="7030"/>
+          </w:tcPr>
+          <w:p>
+            <w:r>
+              <w:rPr>
+                <w:sz w:val="20"/>
+              </w:rPr>
+              <w:t>Värdera historiebruk</w:t>
             </w:r>
           </w:p>
         </w:tc>
@@ -476,7 +561,7 @@
               <w:rPr>
                 <w:b/>
               </w:rPr>
-              <w:t>Nr</w:t>
+              <w:t>Id</w:t>
             </w:r>
           </w:p>
         </w:tc>
@@ -787,7 +872,7 @@
           <w:color w:val="555555"/>
           <w:sz w:val="20"/>
         </w:rPr>
-        <w:t>Betygskriterier: K1 Förändringsprocesser, händelser och personer samt olika tolkningar av dem; K2 Förlopp, orsaker och konsekvenser</w:t>
+        <w:t>Mål: 1a Förändringar, händelser, personer och tolkningar; 1b Förlopp, orsaker och konsekvenser</w:t>
       </w:r>
     </w:p>
     <w:p>
@@ -1623,7 +1708,7 @@
           <w:color w:val="555555"/>
           <w:sz w:val="20"/>
         </w:rPr>
-        <w:t>Betygskriterier: K1 Förändringsprocesser, händelser och personer samt olika tolkningar av dem</w:t>
+        <w:t>Mål: 1a Förändringar, händelser, personer och tolkningar</w:t>
       </w:r>
     </w:p>
     <w:p>
@@ -1794,7 +1879,7 @@
           <w:color w:val="555555"/>
           <w:sz w:val="20"/>
         </w:rPr>
-        <w:t>Betygskriterier: K4 Samband mellan det förflutna och nutiden; K8 Historiebruk</w:t>
+        <w:t>Mål: 1d Samband mellan då och nu; 4a Redogöra för och förklara historiebruk; 4b Värdera historiebruk</w:t>
       </w:r>
     </w:p>
     <w:p>
@@ -2028,7 +2113,7 @@
           <w:color w:val="555555"/>
           <w:sz w:val="20"/>
         </w:rPr>
-        <w:t>Betygskriterier: K1 Förändringsprocesser, händelser och personer samt olika tolkningar av dem; K2 Förlopp, orsaker och konsekvenser; K4 Samband mellan det förflutna och nutiden; K6 Historiska begrepp</w:t>
+        <w:t>Mål: 1a Förändringar, händelser, personer och tolkningar; 1b Förlopp, orsaker och konsekvenser; 1d Samband mellan då och nu; 2 Använda historiska begrepp</w:t>
       </w:r>
     </w:p>
     <w:p>
@@ -2259,7 +2344,7 @@
           <w:color w:val="555555"/>
           <w:sz w:val="20"/>
         </w:rPr>
-        <w:t>Betygskriterier: K1 Förändringsprocesser, händelser och personer samt olika tolkningar av dem; K2 Förlopp, orsaker och konsekvenser; K3 Enskilda personers betydelse för skeenden; K6 Historiska begrepp</w:t>
+        <w:t>Mål: 1a Förändringar, händelser, personer och tolkningar; 1b Förlopp, orsaker och konsekvenser; 1c Enskilda personers betydelse; 2 Använda historiska begrepp</w:t>
       </w:r>
     </w:p>
     <w:p>

--- a/prov/det-langa-1800-talet-gy11/det-langa-1800-talet-gy11_facit.docx
+++ b/prov/det-langa-1800-talet-gy11/det-langa-1800-talet-gy11_facit.docx
@@ -26,7 +26,7 @@
           <w:color w:val="555555"/>
           <w:sz w:val="20"/>
         </w:rPr>
-        <w:t>Underlag: Lärobokens kapitel Det långa 1800-talet – mellan tradition och förnyelse, utgåvan för Gy-11 (s. 74–99). Totalt 41 poäng. Bedömningsstöd enligt kursplan Gy-11.</w:t>
+        <w:t>Underlag: Lärobokens kapitel Det långa 1800-talet – mellan tradition och förnyelse, utgåvan för Gy-11 (s. 74–99). Totalt 45 poäng. Bedömningsstöd enligt kursplan Gy-11.</w:t>
       </w:r>
     </w:p>
     <w:p>
@@ -40,6 +40,19 @@
           <w:sz w:val="20"/>
         </w:rPr>
         <w:t>Rättningsnyckel flerval (numrering som i Trelson-filen): 1 A   2 B   3 C   4 B   5 A   6 C   7 A   8 C   9 B   10 B   11 C   12 A   13 C   14 B   15 A</w:t>
+      </w:r>
+    </w:p>
+    <w:p>
+      <w:pPr>
+        <w:keepNext w:val="0"/>
+        <w:spacing w:before="0" w:after="120"/>
+      </w:pPr>
+      <w:r>
+        <w:rPr>
+          <w:b w:val="0"/>
+          <w:sz w:val="20"/>
+        </w:rPr>
+        <w:t>Till eleven: Del 1–3 är obligatoriska och kan tillsammans ge betyget E. Del 4–6 är frivilliga. Där kan du visa kunskaper för C och A. Svara på så mycket du kan. Du kan lämna in även om du inte har svarat på allt.</w:t>
       </w:r>
     </w:p>
     <w:p>
@@ -143,7 +156,7 @@
               <w:rPr>
                 <w:sz w:val="20"/>
               </w:rPr>
-              <w:t>1, 2, 4, 5</w:t>
+              <w:t>1, 2, 3, 5, 6</w:t>
             </w:r>
           </w:p>
         </w:tc>
@@ -184,7 +197,7 @@
               <w:rPr>
                 <w:sz w:val="20"/>
               </w:rPr>
-              <w:t>1, 4, 5</w:t>
+              <w:t>1, 3, 5, 6</w:t>
             </w:r>
           </w:p>
         </w:tc>
@@ -225,7 +238,7 @@
               <w:rPr>
                 <w:sz w:val="20"/>
               </w:rPr>
-              <w:t>5</w:t>
+              <w:t>6</w:t>
             </w:r>
           </w:p>
         </w:tc>
@@ -266,7 +279,7 @@
               <w:rPr>
                 <w:sz w:val="20"/>
               </w:rPr>
-              <w:t>3, 4</w:t>
+              <w:t>3, 4, 5</w:t>
             </w:r>
           </w:p>
         </w:tc>
@@ -351,7 +364,7 @@
               <w:rPr>
                 <w:sz w:val="20"/>
               </w:rPr>
-              <w:t>4, 5</w:t>
+              <w:t>3, 5, 6</w:t>
             </w:r>
           </w:p>
         </w:tc>
@@ -480,7 +493,7 @@
               <w:rPr>
                 <w:sz w:val="20"/>
               </w:rPr>
-              <w:t>3</w:t>
+              <w:t>4</w:t>
             </w:r>
           </w:p>
         </w:tc>
@@ -521,7 +534,7 @@
               <w:rPr>
                 <w:sz w:val="20"/>
               </w:rPr>
-              <w:t>3</w:t>
+              <w:t>4</w:t>
             </w:r>
           </w:p>
         </w:tc>
@@ -672,7 +685,7 @@
               <w:rPr>
                 <w:sz w:val="20"/>
               </w:rPr>
-              <w:t>1, 2, 4, 5</w:t>
+              <w:t>1, 2, 3, 5, 6</w:t>
             </w:r>
           </w:p>
         </w:tc>
@@ -713,7 +726,7 @@
               <w:rPr>
                 <w:sz w:val="20"/>
               </w:rPr>
-              <w:t>2, 4, 5</w:t>
+              <w:t>2, 5, 6</w:t>
             </w:r>
           </w:p>
         </w:tc>
@@ -842,7 +855,7 @@
               <w:rPr>
                 <w:sz w:val="20"/>
               </w:rPr>
-              <w:t>3</w:t>
+              <w:t>4</w:t>
             </w:r>
           </w:p>
         </w:tc>
@@ -859,6 +872,20 @@
           <w:sz w:val="25"/>
         </w:rPr>
         <w:t>1. Välj rätt alternativ.  (15 p)</w:t>
+      </w:r>
+    </w:p>
+    <w:p>
+      <w:pPr>
+        <w:keepNext w:val="0"/>
+        <w:spacing w:before="0" w:after="40"/>
+      </w:pPr>
+      <w:r>
+        <w:rPr>
+          <w:b w:val="0"/>
+          <w:color w:val="555555"/>
+          <w:sz w:val="20"/>
+        </w:rPr>
+        <w:t>Obligatorisk, kan ge högst E</w:t>
       </w:r>
     </w:p>
     <w:p>
@@ -1708,6 +1735,20 @@
           <w:color w:val="555555"/>
           <w:sz w:val="20"/>
         </w:rPr>
+        <w:t>Obligatorisk, kan ge högst E</w:t>
+      </w:r>
+    </w:p>
+    <w:p>
+      <w:pPr>
+        <w:keepNext w:val="0"/>
+        <w:spacing w:before="0" w:after="40"/>
+      </w:pPr>
+      <w:r>
+        <w:rPr>
+          <w:b w:val="0"/>
+          <w:color w:val="555555"/>
+          <w:sz w:val="20"/>
+        </w:rPr>
         <w:t>Mål: 1a Förändringar, händelser, personer och tolkningar</w:t>
       </w:r>
     </w:p>
@@ -1865,7 +1906,210 @@
           <w:b/>
           <w:sz w:val="25"/>
         </w:rPr>
-        <w:t>3. I Paris finns gator och platser som är uppkallade efter Napoleon och hans segrar, till exempel Rue Austerlitz och Avenue de Wagram. Varför tror du att man har valt att minnas Napoleon på det sättet? Ge också ett exempel på hur historia används på ett liknande sätt i dag.  (4 p)</w:t>
+        <w:t>3. Under 1800-talet växte nya ideologier fram. Välj liberalismen, konservatismen eller socialismen. Förklara varför ideologin växte fram och vad den ville förändra eller bevara. Ge också ett exempel på hur ideologin syns i samhället i dag. Använd begreppen orsak och konsekvens.  (4 p)</w:t>
+      </w:r>
+    </w:p>
+    <w:p>
+      <w:pPr>
+        <w:keepNext w:val="0"/>
+        <w:spacing w:before="0" w:after="40"/>
+      </w:pPr>
+      <w:r>
+        <w:rPr>
+          <w:b w:val="0"/>
+          <w:color w:val="555555"/>
+          <w:sz w:val="20"/>
+        </w:rPr>
+        <w:t>Obligatorisk, kan ge högst E</w:t>
+      </w:r>
+    </w:p>
+    <w:p>
+      <w:pPr>
+        <w:keepNext w:val="0"/>
+        <w:spacing w:before="0" w:after="40"/>
+      </w:pPr>
+      <w:r>
+        <w:rPr>
+          <w:b w:val="0"/>
+          <w:color w:val="555555"/>
+          <w:sz w:val="20"/>
+        </w:rPr>
+        <w:t>Historiska begrepp: orsak, konsekvens</w:t>
+      </w:r>
+    </w:p>
+    <w:p>
+      <w:pPr>
+        <w:keepNext w:val="0"/>
+        <w:spacing w:before="0" w:after="40"/>
+      </w:pPr>
+      <w:r>
+        <w:rPr>
+          <w:b w:val="0"/>
+          <w:color w:val="555555"/>
+          <w:sz w:val="20"/>
+        </w:rPr>
+        <w:t>Mål: 1a Förändringar, händelser, personer och tolkningar; 1b Förlopp, orsaker och konsekvenser; 1d Samband mellan då och nu; 2 Använda historiska begrepp</w:t>
+      </w:r>
+    </w:p>
+    <w:p>
+      <w:pPr>
+        <w:keepNext w:val="0"/>
+        <w:spacing w:before="0" w:after="40"/>
+      </w:pPr>
+      <w:r>
+        <w:rPr>
+          <w:b w:val="0"/>
+          <w:color w:val="555555"/>
+          <w:sz w:val="20"/>
+        </w:rPr>
+        <w:t>Centralt innehåll: CI2 Industrialisering, demokratisering och globala förändringsprocesser; förändrade maktförhållanden och förklaringar till dem</w:t>
+      </w:r>
+    </w:p>
+    <w:p>
+      <w:pPr>
+        <w:keepNext/>
+        <w:spacing w:before="0" w:after="0"/>
+      </w:pPr>
+      <w:r>
+        <w:rPr>
+          <w:b/>
+          <w:sz w:val="22"/>
+        </w:rPr>
+        <w:t>Ett bra svar tar upp:</w:t>
+      </w:r>
+    </w:p>
+    <w:p>
+      <w:pPr>
+        <w:pStyle w:val="ListBullet"/>
+      </w:pPr>
+      <w:r>
+        <w:rPr>
+          <w:sz w:val="21"/>
+        </w:rPr>
+        <w:t>Ideologierna växte fram ur upplysningen och den franska revolutionen. En ideologi uppkommer som svar på ett behov eller problem i sin tid.</w:t>
+      </w:r>
+    </w:p>
+    <w:p>
+      <w:pPr>
+        <w:pStyle w:val="ListBullet"/>
+      </w:pPr>
+      <w:r>
+        <w:rPr>
+          <w:sz w:val="21"/>
+        </w:rPr>
+        <w:t>Liberalismen: medelklassen (handelsmän och industriägare) saknade politiskt inflytande i privilegiesamhället. Den ville ha individens frihet, likhet inför lagen, yttrande-, mötes- och religionsfrihet, ekonomisk frihet och fri konkurrens, äganderätt och en begränsad kungamakt.</w:t>
+      </w:r>
+    </w:p>
+    <w:p>
+      <w:pPr>
+        <w:pStyle w:val="ListBullet"/>
+      </w:pPr>
+      <w:r>
+        <w:rPr>
+          <w:sz w:val="21"/>
+        </w:rPr>
+        <w:t>Konservatismen: en reaktion mot den franska revolutionen och snabba förändringar. Aristokrater, storbönder och ämbetsmän ville bevara traditionerna, religionen och samhällsordningen. Förändringar skulle ske långsamt, och staten skulle vara stark och skydda nationen.</w:t>
+      </w:r>
+    </w:p>
+    <w:p>
+      <w:pPr>
+        <w:pStyle w:val="ListBullet"/>
+      </w:pPr>
+      <w:r>
+        <w:rPr>
+          <w:sz w:val="21"/>
+        </w:rPr>
+        <w:t>Socialismen: arbetarklassens dåliga villkor under industrialiseringen (långa arbetsdagar, låga löner, risk att förlora arbetet). Den ville avskaffa den privata äganderätten så att allt ägs gemensamt. Marx och Engels: klasskamp mellan arbetare och kapitalister.</w:t>
+      </w:r>
+    </w:p>
+    <w:p>
+      <w:pPr>
+        <w:pStyle w:val="ListBullet"/>
+      </w:pPr>
+      <w:r>
+        <w:rPr>
+          <w:sz w:val="21"/>
+        </w:rPr>
+        <w:t>Konsekvens och samband med i dag: ideologierna blev grunden för de politiska partier som bildades i slutet av 1800-talet, och socialismen delades i kommunistiska och socialdemokratiska partier. Exempel i dag: partier som bygger på ideologierna, yttrandefrihet och religionsfrihet, fri marknad, fackföreningar eller debatten om hur snabbt samhället ska förändras.</w:t>
+      </w:r>
+    </w:p>
+    <w:p>
+      <w:pPr>
+        <w:keepNext/>
+        <w:spacing w:before="120" w:after="40"/>
+      </w:pPr>
+      <w:r>
+        <w:rPr>
+          <w:b/>
+          <w:sz w:val="22"/>
+        </w:rPr>
+        <w:t>Bedömningsstöd</w:t>
+      </w:r>
+    </w:p>
+    <w:tbl>
+      <w:tblPr>
+        <w:tblStyle w:val="TableGrid"/>
+        <w:tblW w:type="auto" w:w="0"/>
+        <w:tblLook w:firstColumn="1" w:firstRow="1" w:lastColumn="0" w:lastRow="0" w:noHBand="0" w:noVBand="1" w:val="04A0"/>
+      </w:tblPr>
+      <w:tblGrid>
+        <w:gridCol w:w="4706"/>
+        <w:gridCol w:w="4706"/>
+      </w:tblGrid>
+      <w:tr>
+        <w:tc>
+          <w:tcPr>
+            <w:tcW w:type="dxa" w:w="680"/>
+          </w:tcPr>
+          <w:p>
+            <w:r>
+              <w:rPr>
+                <w:b/>
+              </w:rPr>
+              <w:t>E</w:t>
+            </w:r>
+          </w:p>
+        </w:tc>
+        <w:tc>
+          <w:tcPr>
+            <w:tcW w:type="dxa" w:w="8731"/>
+          </w:tcPr>
+          <w:p>
+            <w:r>
+              <w:rPr>
+                <w:sz w:val="21"/>
+              </w:rPr>
+              <w:t>Redogör översiktligt för varför den valda ideologin växte fram, t.ex. medelklassens brist på inflytande, reaktionen mot revolutionen eller arbetarnas villkor, och för vad den ville förändra eller bevara. Använder med viss säkerhet begreppen orsak och konsekvens, och ger ett enkelt exempel på och förklarar översiktligt ett samband med i dag, t.ex. att ideologin blev grund för politiska partier.</w:t>
+            </w:r>
+          </w:p>
+        </w:tc>
+      </w:tr>
+    </w:tbl>
+    <w:p>
+      <w:pPr>
+        <w:keepNext/>
+        <w:spacing w:before="280" w:after="120"/>
+      </w:pPr>
+      <w:r>
+        <w:rPr>
+          <w:b/>
+          <w:sz w:val="25"/>
+        </w:rPr>
+        <w:t>4. I Paris finns gator och platser som är uppkallade efter Napoleon och hans segrar, till exempel Rue Austerlitz och Avenue de Wagram. Varför tror du att man har valt att minnas Napoleon på det sättet? Ge också ett exempel på hur historia används på ett liknande sätt i dag.  (4 p)</w:t>
+      </w:r>
+    </w:p>
+    <w:p>
+      <w:pPr>
+        <w:keepNext w:val="0"/>
+        <w:spacing w:before="0" w:after="40"/>
+      </w:pPr>
+      <w:r>
+        <w:rPr>
+          <w:b w:val="0"/>
+          <w:color w:val="555555"/>
+          <w:sz w:val="20"/>
+        </w:rPr>
+        <w:t>Frivillig, kan ge högst A</w:t>
       </w:r>
     </w:p>
     <w:p>
@@ -2085,7 +2329,21 @@
           <w:b/>
           <w:sz w:val="25"/>
         </w:rPr>
-        <w:t>4. Den franska revolutionen brukar ses som början på det långa 1800-talet. Vilka var orsakerna till revolutionen, och vilka konsekvenser fick den för Frankrike och Europa på kort och på lång sikt? Använd begreppen orsak och konsekvens samt kontinuitet och förändring i ditt svar.  (6 p)</w:t>
+        <w:t>5. Den franska revolutionen brukar ses som början på det långa 1800-talet. Vilka var orsakerna till revolutionen, och vilka konsekvenser fick den för Frankrike och Europa på kort och på lång sikt? Använd begreppen orsak och konsekvens samt kontinuitet och förändring i ditt svar.  (6 p)</w:t>
+      </w:r>
+    </w:p>
+    <w:p>
+      <w:pPr>
+        <w:keepNext w:val="0"/>
+        <w:spacing w:before="0" w:after="40"/>
+      </w:pPr>
+      <w:r>
+        <w:rPr>
+          <w:b w:val="0"/>
+          <w:color w:val="555555"/>
+          <w:sz w:val="20"/>
+        </w:rPr>
+        <w:t>Frivillig, kan ge högst A</w:t>
       </w:r>
     </w:p>
     <w:p>
@@ -2316,7 +2574,21 @@
           <w:b/>
           <w:sz w:val="25"/>
         </w:rPr>
-        <w:t>5. Historiker förklarar Tysklands enande på olika sätt. Vissa menar att enandet inte hade skett utan Otto von Bismarck (aktörsperspektiv). Andra menar att det berodde på omständigheterna i tiden, till exempel Preussens styrka och nationalismen (strukturperspektiv). Redogör för hur Tyskland enades. Jämför sedan de två förklaringarna och motivera vilken du tycker är mest övertygande. Avsluta med att resonera om vilka konsekvenser enandet fick för Europa. Använd begreppen orsak, konsekvens, aktör och struktur i ditt svar.  (6 p)</w:t>
+        <w:t>6. Historiker förklarar Tysklands enande på olika sätt. Vissa menar att enandet inte hade skett utan Otto von Bismarck (aktörsperspektiv). Andra menar att det berodde på omständigheterna i tiden, till exempel Preussens styrka och nationalismen (strukturperspektiv). Redogör för hur Tyskland enades. Jämför sedan de två förklaringarna och motivera vilken du tycker är mest övertygande. Avsluta med att resonera om vilka konsekvenser enandet fick för Europa. Använd begreppen orsak, konsekvens, aktör och struktur i ditt svar.  (6 p)</w:t>
+      </w:r>
+    </w:p>
+    <w:p>
+      <w:pPr>
+        <w:keepNext w:val="0"/>
+        <w:spacing w:before="0" w:after="40"/>
+      </w:pPr>
+      <w:r>
+        <w:rPr>
+          <w:b w:val="0"/>
+          <w:color w:val="555555"/>
+          <w:sz w:val="20"/>
+        </w:rPr>
+        <w:t>Frivillig, kan ge högst A</w:t>
       </w:r>
     </w:p>
     <w:p>

--- a/prov/det-langa-1800-talet-gy11/det-langa-1800-talet-gy11_facit.docx
+++ b/prov/det-langa-1800-talet-gy11/det-langa-1800-talet-gy11_facit.docx
@@ -1776,7 +1776,7 @@
           <w:b/>
           <w:sz w:val="22"/>
         </w:rPr>
-        <w:t>L’ancien régime  (2 p)</w:t>
+        <w:t>Livegen  (2 p)</w:t>
       </w:r>
     </w:p>
     <w:p>
@@ -1789,7 +1789,59 @@
           <w:b w:val="0"/>
           <w:sz w:val="21"/>
         </w:rPr>
-        <w:t>”Det gamla samhället” – Frankrike före revolutionen: enväldig kung och ett privilegiesamhälle där adel och präster hade förmåner, t.ex. slapp betala skatt.</w:t>
+        <w:t>En bonde som inte var fri utan var jordägarens egendom, till exempel i Ryssland. Till skillnad från de flesta bönder i Sverige ägde de livegna inte sin jord.</w:t>
+      </w:r>
+    </w:p>
+    <w:p>
+      <w:pPr>
+        <w:keepNext/>
+        <w:spacing w:before="120" w:after="0"/>
+      </w:pPr>
+      <w:r>
+        <w:rPr>
+          <w:b/>
+          <w:sz w:val="22"/>
+        </w:rPr>
+        <w:t>Upplyst despot  (2 p)</w:t>
+      </w:r>
+    </w:p>
+    <w:p>
+      <w:pPr>
+        <w:keepNext w:val="0"/>
+        <w:spacing w:before="0" w:after="0"/>
+      </w:pPr>
+      <w:r>
+        <w:rPr>
+          <w:b w:val="0"/>
+          <w:sz w:val="21"/>
+        </w:rPr>
+        <w:t>En kung eller kejsare som styrde enväldigt men var påverkad av upplysningens idéer och därför genomförde reformer, till exempel förbjöd tortyr eller tillät religionsfrihet. Exempel: Fredrik den store i Preussen och Katarina den stora i Ryssland.</w:t>
+      </w:r>
+    </w:p>
+    <w:p>
+      <w:pPr>
+        <w:keepNext/>
+        <w:spacing w:before="120" w:after="0"/>
+      </w:pPr>
+      <w:r>
+        <w:rPr>
+          <w:b/>
+          <w:sz w:val="22"/>
+        </w:rPr>
+        <w:t>Nationalism  (2 p)</w:t>
+      </w:r>
+    </w:p>
+    <w:p>
+      <w:pPr>
+        <w:keepNext w:val="0"/>
+        <w:spacing w:before="0" w:after="0"/>
+      </w:pPr>
+      <w:r>
+        <w:rPr>
+          <w:b w:val="0"/>
+          <w:sz w:val="21"/>
+        </w:rPr>
+        <w:t>Idén att ett folk med gemensamt språk, historia och kultur ska bilda en egen stat. Växte fram under Napoleonkrigen och kunde verka både splittrande och enande.</w:t>
       </w:r>
     </w:p>
     <w:p>
@@ -1828,7 +1880,7 @@
           <w:b/>
           <w:sz w:val="22"/>
         </w:rPr>
-        <w:t>Konservatism  (2 p)</w:t>
+        <w:t>Reaktionär  (2 p)</w:t>
       </w:r>
     </w:p>
     <w:p>
@@ -1841,59 +1893,7 @@
           <w:b w:val="0"/>
           <w:sz w:val="21"/>
         </w:rPr>
-        <w:t>Ideologi som ville bevara traditioner och den gamla samhällsordningen. Förändringar skulle ske långsamt och bygga på det som redan fanns.</w:t>
-      </w:r>
-    </w:p>
-    <w:p>
-      <w:pPr>
-        <w:keepNext/>
-        <w:spacing w:before="120" w:after="0"/>
-      </w:pPr>
-      <w:r>
-        <w:rPr>
-          <w:b/>
-          <w:sz w:val="22"/>
-        </w:rPr>
-        <w:t>Nationalism  (2 p)</w:t>
-      </w:r>
-    </w:p>
-    <w:p>
-      <w:pPr>
-        <w:keepNext w:val="0"/>
-        <w:spacing w:before="0" w:after="0"/>
-      </w:pPr>
-      <w:r>
-        <w:rPr>
-          <w:b w:val="0"/>
-          <w:sz w:val="21"/>
-        </w:rPr>
-        <w:t>Idén att ett folk med gemensamt språk, historia och kultur ska bilda en egen stat. Växte fram under Napoleonkrigen och kunde verka både splittrande och enande.</w:t>
-      </w:r>
-    </w:p>
-    <w:p>
-      <w:pPr>
-        <w:keepNext/>
-        <w:spacing w:before="120" w:after="0"/>
-      </w:pPr>
-      <w:r>
-        <w:rPr>
-          <w:b/>
-          <w:sz w:val="22"/>
-        </w:rPr>
-        <w:t>Klasskamp  (2 p)</w:t>
-      </w:r>
-    </w:p>
-    <w:p>
-      <w:pPr>
-        <w:keepNext w:val="0"/>
-        <w:spacing w:before="0" w:after="0"/>
-      </w:pPr>
-      <w:r>
-        <w:rPr>
-          <w:b w:val="0"/>
-          <w:sz w:val="21"/>
-        </w:rPr>
-        <w:t>Marx idé att historien drivs av kampen mellan de som arbetar och de som äger och tjänar på andras arbete, t.ex. arbetare mot kapitalister.</w:t>
+        <w:t>Bakåtsträvande. Efter Napoleonkrigen kallades de krafter som ville återskapa samhället som det var före franska revolutionen för reaktionära.</w:t>
       </w:r>
     </w:p>
     <w:p>
@@ -2442,7 +2442,7 @@
         <w:rPr>
           <w:sz w:val="21"/>
         </w:rPr>
-        <w:t>Lång sikt: kungamakten försvagas, revolutionen blir förebild för senare revolutioner (1830, 1848), liberalism, konservatism och socialism får sina rötter här, nationalismen växer, förutsättning för det demokratiska genombrottet.</w:t>
+        <w:t>Lång sikt: kungamakten försvagas, revolutionen blir förebild för senare revolutioner (1830, 1848), ideologierna får sina rötter här (räcker att nämna – ideologierna förklaras i del 3), nationalismen växer, förutsättning för det demokratiska genombrottet.</w:t>
       </w:r>
     </w:p>
     <w:p>
@@ -2558,7 +2558,7 @@
               <w:rPr>
                 <w:sz w:val="21"/>
               </w:rPr>
-              <w:t>Redogör utförligt och nyanserat: visar hur orsakerna samverkade, skiljer tydligt mellan kort och lång sikt och resonerar om att förändringen inte var rak (monarkin återkom, reaktionära krafter, kvinnorna uteslöts). Förklarar sambandet med dagens samhälle, t.ex. ideologierna och mänskliga rättigheter, och använder begreppen med säkerhet.</w:t>
+              <w:t>Redogör utförligt och nyanserat: visar hur orsakerna samverkade, skiljer tydligt mellan kort och lång sikt och resonerar om att förändringen inte var rak (monarkin återkom, reaktionära krafter, kvinnorna uteslöts). Förklarar sambandet med dagens samhälle, t.ex. mänskliga rättigheter och likhet inför lagen, och använder begreppen med säkerhet.</w:t>
             </w:r>
           </w:p>
         </w:tc>
